--- a/黄金弘_答辩.docx
+++ b/黄金弘_答辩.docx
@@ -2,7 +2,6 @@
 <file path=word/document.xml><?xml version="1.0" encoding="utf-8"?>
 <w:document xmlns:wpc="http://schemas.microsoft.com/office/word/2010/wordprocessingCanvas" xmlns:mo="http://schemas.microsoft.com/office/mac/office/2008/main" xmlns:mc="http://schemas.openxmlformats.org/markup-compatibility/2006" xmlns:mv="urn:schemas-microsoft-com:mac:vml" xmlns:o="urn:schemas-microsoft-com:office:office" xmlns:r="http://schemas.openxmlformats.org/officeDocument/2006/relationships" xmlns:m="http://schemas.openxmlformats.org/officeDocument/2006/math" xmlns:v="urn:schemas-microsoft-com:vml" xmlns:wp14="http://schemas.microsoft.com/office/word/2010/wordprocessingDrawing" xmlns:wp="http://schemas.openxmlformats.org/drawingml/2006/wordprocessingDrawing" xmlns:w10="urn:schemas-microsoft-com:office:word" xmlns:w="http://schemas.openxmlformats.org/wordprocessingml/2006/main" xmlns:w14="http://schemas.microsoft.com/office/word/2010/wordml" xmlns:wpg="http://schemas.microsoft.com/office/word/2010/wordprocessingGroup" xmlns:wpi="http://schemas.microsoft.com/office/word/2010/wordprocessingInk" xmlns:wne="http://schemas.microsoft.com/office/word/2006/wordml" xmlns:wps="http://schemas.microsoft.com/office/word/2010/wordprocessingShape" mc:Ignorable="w14 wp14">
   <w:body>
-    <w:p/>
     <w:p/>
     <w:p/>
     <w:p/>
@@ -32,10 +31,37 @@
           <w:color w:val="505050"/>
           <w:sz w:val="40"/>
         </w:rPr>
-        <w:t>答辩陈述 - 黄金弘</w:t>
+        <w:t>C++课程设计答辩</w:t>
       </w:r>
     </w:p>
     <w:p/>
+    <w:p>
+      <w:pPr>
+        <w:jc w:val="center"/>
+      </w:pPr>
+      <w:r>
+        <w:rPr>
+          <w:rFonts w:ascii="Microsoft YaHei" w:hAnsi="Microsoft YaHei" w:eastAsia="Microsoft YaHei"/>
+          <w:b/>
+          <w:sz w:val="32"/>
+        </w:rPr>
+        <w:t>答辩人：黄金弘（组员）</w:t>
+      </w:r>
+    </w:p>
+    <w:p>
+      <w:pPr>
+        <w:jc w:val="center"/>
+      </w:pPr>
+      <w:r>
+        <w:rPr>
+          <w:rFonts w:ascii="Microsoft YaHei" w:hAnsi="Microsoft YaHei" w:eastAsia="Microsoft YaHei"/>
+          <w:b w:val="0"/>
+          <w:color w:val="646464"/>
+          <w:sz w:val="28"/>
+        </w:rPr>
+        <w:t>贡献度：24%</w:t>
+      </w:r>
+    </w:p>
     <w:p/>
     <w:p/>
     <w:p>
@@ -67,20 +93,9 @@
           <w:b/>
           <w:sz w:val="36"/>
         </w:rPr>
-        <w:t>黄金弘（组员）- 贡献度 24%</w:t>
+        <w:t>一、基本信息</w:t>
       </w:r>
     </w:p>
-    <w:p>
-      <w:r>
-        <w:rPr>
-          <w:rFonts w:ascii="Microsoft YaHei" w:hAnsi="Microsoft YaHei" w:eastAsia="Microsoft YaHei"/>
-          <w:b/>
-          <w:sz w:val="24"/>
-        </w:rPr>
-        <w:t>负责模块：商店系统 + 任务系统 + 数据持久化 + 存档序列化</w:t>
-      </w:r>
-    </w:p>
-    <w:p/>
     <w:tbl>
       <w:tblPr>
         <w:tblStyle w:val="LightGrid-Accent1"/>
@@ -102,7 +117,289 @@
               <w:rPr>
                 <w:rFonts w:ascii="Microsoft YaHei" w:hAnsi="Microsoft YaHei" w:eastAsia="Microsoft YaHei"/>
                 <w:b/>
-                <w:sz w:val="22"/>
+                <w:sz w:val="20"/>
+              </w:rPr>
+              <w:t>项目</w:t>
+            </w:r>
+          </w:p>
+        </w:tc>
+        <w:tc>
+          <w:tcPr>
+            <w:tcW w:type="dxa" w:w="4320"/>
+          </w:tcPr>
+          <w:p>
+            <w:r>
+              <w:rPr>
+                <w:rFonts w:ascii="Microsoft YaHei" w:hAnsi="Microsoft YaHei" w:eastAsia="Microsoft YaHei"/>
+                <w:b/>
+                <w:sz w:val="20"/>
+              </w:rPr>
+              <w:t>内容</w:t>
+            </w:r>
+          </w:p>
+        </w:tc>
+      </w:tr>
+      <w:tr>
+        <w:tc>
+          <w:tcPr>
+            <w:tcW w:type="dxa" w:w="4320"/>
+          </w:tcPr>
+          <w:p>
+            <w:r>
+              <w:rPr>
+                <w:rFonts w:ascii="Microsoft YaHei" w:hAnsi="Microsoft YaHei" w:eastAsia="Microsoft YaHei"/>
+                <w:b w:val="0"/>
+                <w:sz w:val="18"/>
+              </w:rPr>
+              <w:t>姓名</w:t>
+            </w:r>
+          </w:p>
+        </w:tc>
+        <w:tc>
+          <w:tcPr>
+            <w:tcW w:type="dxa" w:w="4320"/>
+          </w:tcPr>
+          <w:p>
+            <w:r>
+              <w:rPr>
+                <w:rFonts w:ascii="Microsoft YaHei" w:hAnsi="Microsoft YaHei" w:eastAsia="Microsoft YaHei"/>
+                <w:b w:val="0"/>
+                <w:sz w:val="18"/>
+              </w:rPr>
+              <w:t>黄金弘</w:t>
+            </w:r>
+          </w:p>
+        </w:tc>
+      </w:tr>
+      <w:tr>
+        <w:tc>
+          <w:tcPr>
+            <w:tcW w:type="dxa" w:w="4320"/>
+          </w:tcPr>
+          <w:p>
+            <w:r>
+              <w:rPr>
+                <w:rFonts w:ascii="Microsoft YaHei" w:hAnsi="Microsoft YaHei" w:eastAsia="Microsoft YaHei"/>
+                <w:b w:val="0"/>
+                <w:sz w:val="18"/>
+              </w:rPr>
+              <w:t>角色</w:t>
+            </w:r>
+          </w:p>
+        </w:tc>
+        <w:tc>
+          <w:tcPr>
+            <w:tcW w:type="dxa" w:w="4320"/>
+          </w:tcPr>
+          <w:p>
+            <w:r>
+              <w:rPr>
+                <w:rFonts w:ascii="Microsoft YaHei" w:hAnsi="Microsoft YaHei" w:eastAsia="Microsoft YaHei"/>
+                <w:b w:val="0"/>
+                <w:sz w:val="18"/>
+              </w:rPr>
+              <w:t>组员</w:t>
+            </w:r>
+          </w:p>
+        </w:tc>
+      </w:tr>
+      <w:tr>
+        <w:tc>
+          <w:tcPr>
+            <w:tcW w:type="dxa" w:w="4320"/>
+          </w:tcPr>
+          <w:p>
+            <w:r>
+              <w:rPr>
+                <w:rFonts w:ascii="Microsoft YaHei" w:hAnsi="Microsoft YaHei" w:eastAsia="Microsoft YaHei"/>
+                <w:b w:val="0"/>
+                <w:sz w:val="18"/>
+              </w:rPr>
+              <w:t>贡献度</w:t>
+            </w:r>
+          </w:p>
+        </w:tc>
+        <w:tc>
+          <w:tcPr>
+            <w:tcW w:type="dxa" w:w="4320"/>
+          </w:tcPr>
+          <w:p>
+            <w:r>
+              <w:rPr>
+                <w:rFonts w:ascii="Microsoft YaHei" w:hAnsi="Microsoft YaHei" w:eastAsia="Microsoft YaHei"/>
+                <w:b w:val="0"/>
+                <w:sz w:val="18"/>
+              </w:rPr>
+              <w:t>24%</w:t>
+            </w:r>
+          </w:p>
+        </w:tc>
+      </w:tr>
+      <w:tr>
+        <w:tc>
+          <w:tcPr>
+            <w:tcW w:type="dxa" w:w="4320"/>
+          </w:tcPr>
+          <w:p>
+            <w:r>
+              <w:rPr>
+                <w:rFonts w:ascii="Microsoft YaHei" w:hAnsi="Microsoft YaHei" w:eastAsia="Microsoft YaHei"/>
+                <w:b w:val="0"/>
+                <w:sz w:val="18"/>
+              </w:rPr>
+              <w:t>负责模块</w:t>
+            </w:r>
+          </w:p>
+        </w:tc>
+        <w:tc>
+          <w:tcPr>
+            <w:tcW w:type="dxa" w:w="4320"/>
+          </w:tcPr>
+          <w:p>
+            <w:r>
+              <w:rPr>
+                <w:rFonts w:ascii="Microsoft YaHei" w:hAnsi="Microsoft YaHei" w:eastAsia="Microsoft YaHei"/>
+                <w:b w:val="0"/>
+                <w:sz w:val="18"/>
+              </w:rPr>
+              <w:t>天使商店系统 + 恶魔商店系统 + 任务系统 + 数据持久化（存档序列化）</w:t>
+            </w:r>
+          </w:p>
+        </w:tc>
+      </w:tr>
+      <w:tr>
+        <w:tc>
+          <w:tcPr>
+            <w:tcW w:type="dxa" w:w="4320"/>
+          </w:tcPr>
+          <w:p>
+            <w:r>
+              <w:rPr>
+                <w:rFonts w:ascii="Microsoft YaHei" w:hAnsi="Microsoft YaHei" w:eastAsia="Microsoft YaHei"/>
+                <w:b w:val="0"/>
+                <w:sz w:val="18"/>
+              </w:rPr>
+              <w:t>项目名称</w:t>
+            </w:r>
+          </w:p>
+        </w:tc>
+        <w:tc>
+          <w:tcPr>
+            <w:tcW w:type="dxa" w:w="4320"/>
+          </w:tcPr>
+          <w:p>
+            <w:r>
+              <w:rPr>
+                <w:rFonts w:ascii="Microsoft YaHei" w:hAnsi="Microsoft YaHei" w:eastAsia="Microsoft YaHei"/>
+                <w:b w:val="0"/>
+                <w:sz w:val="18"/>
+              </w:rPr>
+              <w:t>校园RPG冒险游戏</w:t>
+            </w:r>
+          </w:p>
+        </w:tc>
+      </w:tr>
+      <w:tr>
+        <w:tc>
+          <w:tcPr>
+            <w:tcW w:type="dxa" w:w="4320"/>
+          </w:tcPr>
+          <w:p>
+            <w:r>
+              <w:rPr>
+                <w:rFonts w:ascii="Microsoft YaHei" w:hAnsi="Microsoft YaHei" w:eastAsia="Microsoft YaHei"/>
+                <w:b w:val="0"/>
+                <w:sz w:val="18"/>
+              </w:rPr>
+              <w:t>技术栈</w:t>
+            </w:r>
+          </w:p>
+        </w:tc>
+        <w:tc>
+          <w:tcPr>
+            <w:tcW w:type="dxa" w:w="4320"/>
+          </w:tcPr>
+          <w:p>
+            <w:r>
+              <w:rPr>
+                <w:rFonts w:ascii="Microsoft YaHei" w:hAnsi="Microsoft YaHei" w:eastAsia="Microsoft YaHei"/>
+                <w:b w:val="0"/>
+                <w:sz w:val="18"/>
+              </w:rPr>
+              <w:t>C++17 + Qt 5.15.2 Widgets + MinGW 8.1.0</w:t>
+            </w:r>
+          </w:p>
+        </w:tc>
+      </w:tr>
+      <w:tr>
+        <w:tc>
+          <w:tcPr>
+            <w:tcW w:type="dxa" w:w="4320"/>
+          </w:tcPr>
+          <w:p>
+            <w:r>
+              <w:rPr>
+                <w:rFonts w:ascii="Microsoft YaHei" w:hAnsi="Microsoft YaHei" w:eastAsia="Microsoft YaHei"/>
+                <w:b w:val="0"/>
+                <w:sz w:val="18"/>
+              </w:rPr>
+              <w:t>代码规模</w:t>
+            </w:r>
+          </w:p>
+        </w:tc>
+        <w:tc>
+          <w:tcPr>
+            <w:tcW w:type="dxa" w:w="4320"/>
+          </w:tcPr>
+          <w:p>
+            <w:r>
+              <w:rPr>
+                <w:rFonts w:ascii="Microsoft YaHei" w:hAnsi="Microsoft YaHei" w:eastAsia="Microsoft YaHei"/>
+                <w:b w:val="0"/>
+                <w:sz w:val="18"/>
+              </w:rPr>
+              <w:t>C++约2,340行 + 72张素材 + INI存档系统</w:t>
+            </w:r>
+          </w:p>
+        </w:tc>
+      </w:tr>
+    </w:tbl>
+    <w:p/>
+    <w:p>
+      <w:pPr>
+        <w:pStyle w:val="Heading1"/>
+      </w:pPr>
+      <w:r>
+        <w:rPr>
+          <w:rFonts w:ascii="Microsoft YaHei" w:hAnsi="Microsoft YaHei" w:eastAsia="Microsoft YaHei"/>
+          <w:b/>
+          <w:sz w:val="36"/>
+        </w:rPr>
+        <w:t>二、工作内容详述</w:t>
+      </w:r>
+    </w:p>
+    <w:tbl>
+      <w:tblPr>
+        <w:tblStyle w:val="LightGrid-Accent1"/>
+        <w:tblW w:type="auto" w:w="0"/>
+        <w:jc w:val="center"/>
+        <w:tblLook w:firstColumn="1" w:firstRow="1" w:lastColumn="0" w:lastRow="0" w:noHBand="0" w:noVBand="1" w:val="04A0"/>
+      </w:tblPr>
+      <w:tblGrid>
+        <w:gridCol w:w="4320"/>
+        <w:gridCol w:w="4320"/>
+      </w:tblGrid>
+      <w:tr>
+        <w:tc>
+          <w:tcPr>
+            <w:tcW w:type="dxa" w:w="4320"/>
+          </w:tcPr>
+          <w:p>
+            <w:r>
+              <w:rPr>
+                <w:rFonts w:ascii="Microsoft YaHei" w:hAnsi="Microsoft YaHei" w:eastAsia="Microsoft YaHei"/>
+                <w:b/>
+                <w:sz w:val="20"/>
               </w:rPr>
               <w:t>工作内容</w:t>
             </w:r>
@@ -117,7 +414,7 @@
               <w:rPr>
                 <w:rFonts w:ascii="Microsoft YaHei" w:hAnsi="Microsoft YaHei" w:eastAsia="Microsoft YaHei"/>
                 <w:b/>
-                <w:sz w:val="22"/>
+                <w:sz w:val="20"/>
               </w:rPr>
               <w:t>具体产出与关键技术</w:t>
             </w:r>
@@ -134,7 +431,7 @@
               <w:rPr>
                 <w:rFonts w:ascii="Microsoft YaHei" w:hAnsi="Microsoft YaHei" w:eastAsia="Microsoft YaHei"/>
                 <w:b w:val="0"/>
-                <w:sz w:val="20"/>
+                <w:sz w:val="18"/>
               </w:rPr>
               <w:t>天使商店</w:t>
             </w:r>
@@ -149,9 +446,9 @@
               <w:rPr>
                 <w:rFonts w:ascii="Microsoft YaHei" w:hAnsi="Microsoft YaHei" w:eastAsia="Microsoft YaHei"/>
                 <w:b w:val="0"/>
-                <w:sz w:val="20"/>
+                <w:sz w:val="18"/>
               </w:rPr>
-              <w:t>refreshAngelShop()/buyAngelItem()实现药品/食品/养成类共14种商品；折扣累计系统（最高50%）</w:t>
+              <w:t>refreshAngelShop()/buyAngelItem()实现药品/食品/养成类共14种商品；折扣系统（angelDiscount每次+1%，最高50%）；金币交易与库存检测；firstAngelShopBought标记首次购买</w:t>
             </w:r>
           </w:p>
         </w:tc>
@@ -166,7 +463,7 @@
               <w:rPr>
                 <w:rFonts w:ascii="Microsoft YaHei" w:hAnsi="Microsoft YaHei" w:eastAsia="Microsoft YaHei"/>
                 <w:b w:val="0"/>
-                <w:sz w:val="20"/>
+                <w:sz w:val="18"/>
               </w:rPr>
               <w:t>恶魔商店</w:t>
             </w:r>
@@ -181,9 +478,9 @@
               <w:rPr>
                 <w:rFonts w:ascii="Microsoft YaHei" w:hAnsi="Microsoft YaHei" w:eastAsia="Microsoft YaHei"/>
                 <w:b w:val="0"/>
-                <w:sz w:val="20"/>
+                <w:sz w:val="18"/>
               </w:rPr>
-              <w:t>refreshDemonShop()/buyDemonItem()/sellEquipmentToDemon()消耗品/装备/恶魔之友；恶魔币独立货币；装备半价回收</w:t>
+              <w:t>refreshDemonShop()/buyDemonItem()/sellEquipmentToDemon()消耗品/装备/恶魔之友；demonCoin独立货币系统；装备半价回收机制；demonDiscount累计；demonFriendBonus加成</w:t>
             </w:r>
           </w:p>
         </w:tc>
@@ -198,7 +495,7 @@
               <w:rPr>
                 <w:rFonts w:ascii="Microsoft YaHei" w:hAnsi="Microsoft YaHei" w:eastAsia="Microsoft YaHei"/>
                 <w:b w:val="0"/>
-                <w:sz w:val="20"/>
+                <w:sz w:val="18"/>
               </w:rPr>
               <w:t>任务系统</w:t>
             </w:r>
@@ -213,9 +510,9 @@
               <w:rPr>
                 <w:rFonts w:ascii="Microsoft YaHei" w:hAnsi="Microsoft YaHei" w:eastAsia="Microsoft YaHei"/>
                 <w:b w:val="0"/>
-                <w:sz w:val="20"/>
+                <w:sz w:val="18"/>
               </w:rPr>
-              <w:t>refreshTasks()/acceptTask()/claimTask()完整生命周期；3种条件类型；checkTaskCompletion()自动检测；金币+恶魔币+物品奖励</w:t>
+              <w:t>refreshTasks()/acceptTask()/claimTask()完整生命周期管理；3种条件类型（DefeatEnemy/CollectItem/DefeatBoss）；checkTaskCompletion()自动进度检测；addTaskProgress()进度累加；奖励发放（金币+恶魔币+物品）</w:t>
             </w:r>
           </w:p>
         </w:tc>
@@ -230,7 +527,7 @@
               <w:rPr>
                 <w:rFonts w:ascii="Microsoft YaHei" w:hAnsi="Microsoft YaHei" w:eastAsia="Microsoft YaHei"/>
                 <w:b w:val="0"/>
-                <w:sz w:val="20"/>
+                <w:sz w:val="18"/>
               </w:rPr>
               <w:t>数据持久化</w:t>
             </w:r>
@@ -245,9 +542,9 @@
               <w:rPr>
                 <w:rFonts w:ascii="Microsoft YaHei" w:hAnsi="Microsoft YaHei" w:eastAsia="Microsoft YaHei"/>
                 <w:b w:val="0"/>
-                <w:sz w:val="20"/>
+                <w:sz w:val="18"/>
               </w:rPr>
-              <w:t>writeGame()/loadGame() INI文本存档；4个独立槽位；8个序列化函数实现角色/物品/任务/图鉴完整读写</w:t>
+              <w:t>writeGame()/loadGame()基于INI文本的存档格式；4个存档槽位独立文件(slot_1.ini~slot_4.ini)；8个序列化/反序列化函数：serializeCharacters/deserializeCharacters、serializeInventory/deserializeInventory、serializeTasks/deserializeTasks、serializeCodex/deserializeCodex</w:t>
             </w:r>
           </w:p>
         </w:tc>
@@ -256,15 +553,40 @@
     <w:p/>
     <w:p>
       <w:pPr>
-        <w:pStyle w:val="Heading2"/>
+        <w:pStyle w:val="Heading1"/>
       </w:pPr>
       <w:r>
         <w:rPr>
           <w:rFonts w:ascii="Microsoft YaHei" w:hAnsi="Microsoft YaHei" w:eastAsia="Microsoft YaHei"/>
           <w:b/>
-          <w:sz w:val="30"/>
+          <w:sz w:val="36"/>
         </w:rPr>
-        <w:t>技术亮点</w:t>
+        <w:t>三、答辩发言稿</w:t>
+      </w:r>
+    </w:p>
+    <w:p>
+      <w:r>
+        <w:rPr>
+          <w:rFonts w:ascii="Microsoft YaHei" w:hAnsi="Microsoft YaHei" w:eastAsia="Microsoft YaHei"/>
+          <w:b w:val="0"/>
+          <w:color w:val="787878"/>
+          <w:sz w:val="20"/>
+        </w:rPr>
+        <w:t>（以下为建议发言内容，可根据实际情况调整，预计用时3-5分钟）</w:t>
+      </w:r>
+    </w:p>
+    <w:p/>
+    <w:p>
+      <w:pPr>
+        <w:ind w:firstLine="397"/>
+      </w:pPr>
+      <w:r>
+        <w:rPr>
+          <w:rFonts w:ascii="Microsoft YaHei" w:hAnsi="Microsoft YaHei" w:eastAsia="Microsoft YaHei"/>
+          <w:b w:val="0"/>
+          <w:sz w:val="24"/>
+        </w:rPr>
+        <w:t>各位老师好，我是黄金弘，负责商店系统、任务系统和数据持久化三个模块。</w:t>
       </w:r>
     </w:p>
     <w:p>
@@ -277,7 +599,7 @@
           <w:b w:val="0"/>
           <w:sz w:val="24"/>
         </w:rPr>
-        <w:t xml:space="preserve">  - INI文本存档格式：可读性强、可手动调试、不易出错</w:t>
+        <w:t>首先介绍商店系统。游戏中有两种商店：天使商店使用金币交易，恶魔商店在地窟中使用恶魔币交易。天使商店有14种商品，分为药品/食品/养成三类。我设计了折扣累计机制——每次在天使商店购买后，折扣+1%，最高50%，这鼓励玩家持续在同一商店消费。恶魔商店的恶魔币只能在地窟战斗中获取，装备可以半价卖回给恶魔商店，形成了独立的经济循环。</w:t>
       </w:r>
     </w:p>
     <w:p>
@@ -290,7 +612,7 @@
           <w:b w:val="0"/>
           <w:sz w:val="24"/>
         </w:rPr>
-        <w:t xml:space="preserve">  - 8个序列化函数的分组设计理念</w:t>
+        <w:t>接下来是任务系统。我实现了完整的任务生命周期：未接→已接→已完成→已领奖。任务有三种条件类型：击败指定敌人、收集指定物品、击败最终BOSS。最关键的设计是自动检测机制——checkTaskCompletion()在玩家击败敌人或获得物品后自动触发，遍历所有已接任务检查条件是否满足，满足则状态变为已完成。这避免了玩家需要手动"交任务"的繁琐操作。</w:t>
       </w:r>
     </w:p>
     <w:p>
@@ -303,21 +625,7 @@
           <w:b w:val="0"/>
           <w:sz w:val="24"/>
         </w:rPr>
-        <w:t xml:space="preserve">  - 任务系统自动检测：玩家行为如何触发进度更新</w:t>
-      </w:r>
-    </w:p>
-    <w:p/>
-    <w:p>
-      <w:pPr>
-        <w:pStyle w:val="Heading2"/>
-      </w:pPr>
-      <w:r>
-        <w:rPr>
-          <w:rFonts w:ascii="Microsoft YaHei" w:hAnsi="Microsoft YaHei" w:eastAsia="Microsoft YaHei"/>
-          <w:b/>
-          <w:sz w:val="30"/>
-        </w:rPr>
-        <w:t>答辩准备建议</w:t>
+        <w:t>最后是数据持久化，这是保证游戏体验的核心。我选择了INI文本格式而非二进制格式，原因是：第一，可读性强，打开slot_1.ini就能看到角色名、等级、HP、背包物品等所有数据；第二，方便调试，老师和我们可以直接查看存档内容验证正确性；第三，格式简单，不易出错。</w:t>
       </w:r>
     </w:p>
     <w:p>
@@ -330,7 +638,7 @@
           <w:b w:val="0"/>
           <w:sz w:val="24"/>
         </w:rPr>
-        <w:t xml:space="preserve">  - 打开slot_1.ini展示可读的存档格式</w:t>
+        <w:t>存档系统有4个独立槽位，每个槽位对应一个slot_X.ini文件。序列化时我设计了8个函数，分成4组：角色序列化（队伍数据）、物品序列化（背包数据）、任务序列化（任务状态和进度）、图鉴序列化（已遭遇敌人）。分组的原因是每组数据格式不同，分开处理更清晰，出问题时也容易定位。反序列化时按同样顺序读取，每个字段都做了格式校验，防止存档损坏导致崩溃。</w:t>
       </w:r>
     </w:p>
     <w:p>
@@ -343,7 +651,50 @@
           <w:b w:val="0"/>
           <w:sz w:val="24"/>
         </w:rPr>
-        <w:t xml:space="preserve">  - 说明8个序列化函数为何分组而非合并</w:t>
+        <w:t>以上就是我的答辩内容，谢谢各位老师。</w:t>
+      </w:r>
+    </w:p>
+    <w:p>
+      <w:r>
+        <w:br w:type="page"/>
+      </w:r>
+    </w:p>
+    <w:p>
+      <w:pPr>
+        <w:pStyle w:val="Heading1"/>
+      </w:pPr>
+      <w:r>
+        <w:rPr>
+          <w:rFonts w:ascii="Microsoft YaHei" w:hAnsi="Microsoft YaHei" w:eastAsia="Microsoft YaHei"/>
+          <w:b/>
+          <w:sz w:val="36"/>
+        </w:rPr>
+        <w:t>四、答辩可能提问及建议回答</w:t>
+      </w:r>
+    </w:p>
+    <w:p>
+      <w:r>
+        <w:rPr>
+          <w:rFonts w:ascii="Microsoft YaHei" w:hAnsi="Microsoft YaHei" w:eastAsia="Microsoft YaHei"/>
+          <w:b w:val="0"/>
+          <w:color w:val="787878"/>
+          <w:sz w:val="20"/>
+        </w:rPr>
+        <w:t>（以下为常见技术问题及建议回答思路，仅供参考）</w:t>
+      </w:r>
+    </w:p>
+    <w:p/>
+    <w:p>
+      <w:pPr>
+        <w:pStyle w:val="Heading3"/>
+      </w:pPr>
+      <w:r>
+        <w:rPr>
+          <w:rFonts w:ascii="Microsoft YaHei" w:hAnsi="Microsoft YaHei" w:eastAsia="Microsoft YaHei"/>
+          <w:b/>
+          <w:sz w:val="26"/>
+        </w:rPr>
+        <w:t>Q1：为什么选择INI格式而不是JSON或XML？</w:t>
       </w:r>
     </w:p>
     <w:p>
@@ -356,7 +707,21 @@
           <w:b w:val="0"/>
           <w:sz w:val="24"/>
         </w:rPr>
-        <w:t xml:space="preserve">  - 演示任务从接受到自动检测到领取奖励的完整数据流</w:t>
+        <w:t>建议回答：INI格式是Qt的QSettings原生支持的格式，读取写入都不需要引入第三方库。JSON需要QJsonDocument，XML需要QXmlStreamReader，复杂度更高。INI的section=key=value结构对于游戏存档来说足够了——游戏数据本质就是键值对的集合。而且INI文件可以直接用记事本打开编辑，方便老师和同学验证。</w:t>
+      </w:r>
+    </w:p>
+    <w:p/>
+    <w:p>
+      <w:pPr>
+        <w:pStyle w:val="Heading3"/>
+      </w:pPr>
+      <w:r>
+        <w:rPr>
+          <w:rFonts w:ascii="Microsoft YaHei" w:hAnsi="Microsoft YaHei" w:eastAsia="Microsoft YaHei"/>
+          <w:b/>
+          <w:sz w:val="26"/>
+        </w:rPr>
+        <w:t>Q2：8个序列化函数为什么不用一个统一函数？</w:t>
       </w:r>
     </w:p>
     <w:p>
@@ -369,9 +734,118 @@
           <w:b w:val="0"/>
           <w:sz w:val="24"/>
         </w:rPr>
-        <w:t xml:space="preserve">  - 讲解双商店双货币的经济平衡设计理念</w:t>
+        <w:t>建议回答：单一函数会导致单一职责原则被破坏。角色/物品/任务/图鉴的数据结构完全不同的，序列化格式也不同。如果合并成一个函数，需要用大量的if-else或switch来区分类型，代码会变得臃肿难维护。分开后每组函数职责明确，出问题时能快速定位到具体是哪类数据读写错误。</w:t>
       </w:r>
     </w:p>
+    <w:p/>
+    <w:p>
+      <w:pPr>
+        <w:pStyle w:val="Heading3"/>
+      </w:pPr>
+      <w:r>
+        <w:rPr>
+          <w:rFonts w:ascii="Microsoft YaHei" w:hAnsi="Microsoft YaHei" w:eastAsia="Microsoft YaHei"/>
+          <w:b/>
+          <w:sz w:val="26"/>
+        </w:rPr>
+        <w:t>Q3：任务进度自动检测会不会有性能问题？</w:t>
+      </w:r>
+    </w:p>
+    <w:p>
+      <w:pPr>
+        <w:ind w:firstLine="397"/>
+      </w:pPr>
+      <w:r>
+        <w:rPr>
+          <w:rFonts w:ascii="Microsoft YaHei" w:hAnsi="Microsoft YaHei" w:eastAsia="Microsoft YaHei"/>
+          <w:b w:val="0"/>
+          <w:sz w:val="24"/>
+        </w:rPr>
+        <w:t>建议回答：不会。checkTaskCompletion()只在两类事件后触发：背包物品变化时和击败敌人时。触发频率很低（玩家手动操作），每次只需遍历3-4个已接任务，每个任务做O(1)的条件判断。时间复杂度可以忽略不计。</w:t>
+      </w:r>
+    </w:p>
+    <w:p/>
+    <w:p>
+      <w:pPr>
+        <w:pStyle w:val="Heading3"/>
+      </w:pPr>
+      <w:r>
+        <w:rPr>
+          <w:rFonts w:ascii="Microsoft YaHei" w:hAnsi="Microsoft YaHei" w:eastAsia="Microsoft YaHei"/>
+          <w:b/>
+          <w:sz w:val="26"/>
+        </w:rPr>
+        <w:t>Q4：如果存档文件被手动修改导致格式错误怎么办？</w:t>
+      </w:r>
+    </w:p>
+    <w:p>
+      <w:pPr>
+        <w:ind w:firstLine="397"/>
+      </w:pPr>
+      <w:r>
+        <w:rPr>
+          <w:rFonts w:ascii="Microsoft YaHei" w:hAnsi="Microsoft YaHei" w:eastAsia="Microsoft YaHei"/>
+          <w:b w:val="0"/>
+          <w:sz w:val="24"/>
+        </w:rPr>
+        <w:t>建议回答：loadGame()的每个反序列化函数都有try-catch保护。如果某个字段解析失败（比如数字字段读到了文字），整个loadGame()返回false，提示存档损坏，不会导致崩溃。同时原始文件保留，用户可以把备份的存档覆盖回来。</w:t>
+      </w:r>
+    </w:p>
+    <w:p/>
+    <w:p>
+      <w:pPr>
+        <w:pStyle w:val="Heading3"/>
+      </w:pPr>
+      <w:r>
+        <w:rPr>
+          <w:rFonts w:ascii="Microsoft YaHei" w:hAnsi="Microsoft YaHei" w:eastAsia="Microsoft YaHei"/>
+          <w:b/>
+          <w:sz w:val="26"/>
+        </w:rPr>
+        <w:t>Q5：双货币系统是如何平衡的？</w:t>
+      </w:r>
+    </w:p>
+    <w:p>
+      <w:pPr>
+        <w:ind w:firstLine="397"/>
+      </w:pPr>
+      <w:r>
+        <w:rPr>
+          <w:rFonts w:ascii="Microsoft YaHei" w:hAnsi="Microsoft YaHei" w:eastAsia="Microsoft YaHei"/>
+          <w:b w:val="0"/>
+          <w:sz w:val="24"/>
+        </w:rPr>
+        <w:t>建议回答：金币和恶魔币是两个完全独立的货币体系，互不兑换。金币通过打工和任务获取，在天使商店消费；恶魔币通过地窟战斗获取，在恶魔商店消费。这样设计保证了地窟探索的必要性——玩家不能通过反复打工来购买恶魔商店的强力装备，必须深入地窟冒险。</w:t>
+      </w:r>
+    </w:p>
+    <w:p/>
+    <w:p>
+      <w:pPr>
+        <w:pStyle w:val="Heading3"/>
+      </w:pPr>
+      <w:r>
+        <w:rPr>
+          <w:rFonts w:ascii="Microsoft YaHei" w:hAnsi="Microsoft YaHei" w:eastAsia="Microsoft YaHei"/>
+          <w:b/>
+          <w:sz w:val="26"/>
+        </w:rPr>
+        <w:t>Q6：恶魔商店的装备半价回收逻辑是如何实现的？</w:t>
+      </w:r>
+    </w:p>
+    <w:p>
+      <w:pPr>
+        <w:ind w:firstLine="397"/>
+      </w:pPr>
+      <w:r>
+        <w:rPr>
+          <w:rFonts w:ascii="Microsoft YaHei" w:hAnsi="Microsoft YaHei" w:eastAsia="Microsoft YaHei"/>
+          <w:b w:val="0"/>
+          <w:sz w:val="24"/>
+        </w:rPr>
+        <w:t>建议回答：sellEquipmentToDemon()中，首先列出背包中的所有装备类物品，玩家选择要出售的装备编号，系统将该装备的demonPrice除以2作为回收价格，增加玩家恶魔币，然后从背包中移除该物品。折扣系统(demonDiscount)不影响回收价，回收价始终是原价的一半。</w:t>
+      </w:r>
+    </w:p>
+    <w:p/>
     <w:sectPr>
       <w:pgSz w:w="12240" w:h="15840"/>
       <w:pgMar w:top="1440" w:right="1800" w:bottom="1440" w:left="1800" w:header="720" w:footer="720" w:gutter="0"/>

--- a/黄金弘_答辩.docx
+++ b/黄金弘_答辩.docx
@@ -553,6 +553,306 @@
     <w:p/>
     <w:p>
       <w:pPr>
+        <w:pStyle w:val="Heading2"/>
+      </w:pPr>
+      <w:r>
+        <w:rPr>
+          <w:rFonts w:ascii="Microsoft YaHei" w:hAnsi="Microsoft YaHei" w:eastAsia="Microsoft YaHei"/>
+          <w:b/>
+          <w:sz w:val="30"/>
+        </w:rPr>
+        <w:t>商店系统场景展示</w:t>
+      </w:r>
+    </w:p>
+    <w:p>
+      <w:r>
+        <w:rPr>
+          <w:rFonts w:ascii="Microsoft YaHei" w:hAnsi="Microsoft YaHei" w:eastAsia="Microsoft YaHei"/>
+          <w:b w:val="0"/>
+          <w:color w:val="646464"/>
+          <w:sz w:val="20"/>
+        </w:rPr>
+        <w:t>以下为负责模块相关的游戏场景：天使商店、恶魔商店所在的地窟环境</w:t>
+      </w:r>
+    </w:p>
+    <w:p/>
+    <w:p>
+      <w:pPr>
+        <w:jc w:val="center"/>
+      </w:pPr>
+      <w:r>
+        <w:drawing>
+          <wp:inline xmlns:a="http://schemas.openxmlformats.org/drawingml/2006/main" xmlns:pic="http://schemas.openxmlformats.org/drawingml/2006/picture">
+            <wp:extent cx="1463040" cy="766953"/>
+            <wp:docPr id="1" name="Picture 1"/>
+            <wp:cNvGraphicFramePr>
+              <a:graphicFrameLocks noChangeAspect="1"/>
+            </wp:cNvGraphicFramePr>
+            <a:graphic>
+              <a:graphicData uri="http://schemas.openxmlformats.org/drawingml/2006/picture">
+                <pic:pic>
+                  <pic:nvPicPr>
+                    <pic:cNvPr id="0" name="dungeon_01_gym.jpg"/>
+                    <pic:cNvPicPr/>
+                  </pic:nvPicPr>
+                  <pic:blipFill>
+                    <a:blip r:embed="rId9"/>
+                    <a:stretch>
+                      <a:fillRect/>
+                    </a:stretch>
+                  </pic:blipFill>
+                  <pic:spPr>
+                    <a:xfrm>
+                      <a:off x="0" y="0"/>
+                      <a:ext cx="1463040" cy="766953"/>
+                    </a:xfrm>
+                    <a:prstGeom prst="rect"/>
+                  </pic:spPr>
+                </pic:pic>
+              </a:graphicData>
+            </a:graphic>
+          </wp:inline>
+        </w:drawing>
+      </w:r>
+      <w:r>
+        <w:t xml:space="preserve">  </w:t>
+      </w:r>
+      <w:r>
+        <w:drawing>
+          <wp:inline xmlns:a="http://schemas.openxmlformats.org/drawingml/2006/main" xmlns:pic="http://schemas.openxmlformats.org/drawingml/2006/picture">
+            <wp:extent cx="1463040" cy="765844"/>
+            <wp:docPr id="2" name="Picture 2"/>
+            <wp:cNvGraphicFramePr>
+              <a:graphicFrameLocks noChangeAspect="1"/>
+            </wp:cNvGraphicFramePr>
+            <a:graphic>
+              <a:graphicData uri="http://schemas.openxmlformats.org/drawingml/2006/picture">
+                <pic:pic>
+                  <pic:nvPicPr>
+                    <pic:cNvPr id="0" name="dungeon_02_library.jpg"/>
+                    <pic:cNvPicPr/>
+                  </pic:nvPicPr>
+                  <pic:blipFill>
+                    <a:blip r:embed="rId10"/>
+                    <a:stretch>
+                      <a:fillRect/>
+                    </a:stretch>
+                  </pic:blipFill>
+                  <pic:spPr>
+                    <a:xfrm>
+                      <a:off x="0" y="0"/>
+                      <a:ext cx="1463040" cy="765844"/>
+                    </a:xfrm>
+                    <a:prstGeom prst="rect"/>
+                  </pic:spPr>
+                </pic:pic>
+              </a:graphicData>
+            </a:graphic>
+          </wp:inline>
+        </w:drawing>
+      </w:r>
+      <w:r>
+        <w:t xml:space="preserve">  </w:t>
+      </w:r>
+      <w:r>
+        <w:drawing>
+          <wp:inline xmlns:a="http://schemas.openxmlformats.org/drawingml/2006/main" xmlns:pic="http://schemas.openxmlformats.org/drawingml/2006/picture">
+            <wp:extent cx="1463040" cy="765844"/>
+            <wp:docPr id="3" name="Picture 3"/>
+            <wp:cNvGraphicFramePr>
+              <a:graphicFrameLocks noChangeAspect="1"/>
+            </wp:cNvGraphicFramePr>
+            <a:graphic>
+              <a:graphicData uri="http://schemas.openxmlformats.org/drawingml/2006/picture">
+                <pic:pic>
+                  <pic:nvPicPr>
+                    <pic:cNvPr id="0" name="dungeon_03_theater.jpg"/>
+                    <pic:cNvPicPr/>
+                  </pic:nvPicPr>
+                  <pic:blipFill>
+                    <a:blip r:embed="rId11"/>
+                    <a:stretch>
+                      <a:fillRect/>
+                    </a:stretch>
+                  </pic:blipFill>
+                  <pic:spPr>
+                    <a:xfrm>
+                      <a:off x="0" y="0"/>
+                      <a:ext cx="1463040" cy="765844"/>
+                    </a:xfrm>
+                    <a:prstGeom prst="rect"/>
+                  </pic:spPr>
+                </pic:pic>
+              </a:graphicData>
+            </a:graphic>
+          </wp:inline>
+        </w:drawing>
+      </w:r>
+      <w:r>
+        <w:t xml:space="preserve">  </w:t>
+      </w:r>
+    </w:p>
+    <w:p>
+      <w:pPr>
+        <w:jc w:val="center"/>
+      </w:pPr>
+      <w:r>
+        <w:drawing>
+          <wp:inline xmlns:a="http://schemas.openxmlformats.org/drawingml/2006/main" xmlns:pic="http://schemas.openxmlformats.org/drawingml/2006/picture">
+            <wp:extent cx="1463040" cy="766953"/>
+            <wp:docPr id="4" name="Picture 4"/>
+            <wp:cNvGraphicFramePr>
+              <a:graphicFrameLocks noChangeAspect="1"/>
+            </wp:cNvGraphicFramePr>
+            <a:graphic>
+              <a:graphicData uri="http://schemas.openxmlformats.org/drawingml/2006/picture">
+                <pic:pic>
+                  <pic:nvPicPr>
+                    <pic:cNvPr id="0" name="dungeon_04_lab.jpg"/>
+                    <pic:cNvPicPr/>
+                  </pic:nvPicPr>
+                  <pic:blipFill>
+                    <a:blip r:embed="rId12"/>
+                    <a:stretch>
+                      <a:fillRect/>
+                    </a:stretch>
+                  </pic:blipFill>
+                  <pic:spPr>
+                    <a:xfrm>
+                      <a:off x="0" y="0"/>
+                      <a:ext cx="1463040" cy="766953"/>
+                    </a:xfrm>
+                    <a:prstGeom prst="rect"/>
+                  </pic:spPr>
+                </pic:pic>
+              </a:graphicData>
+            </a:graphic>
+          </wp:inline>
+        </w:drawing>
+      </w:r>
+      <w:r>
+        <w:t xml:space="preserve">  </w:t>
+      </w:r>
+      <w:r>
+        <w:drawing>
+          <wp:inline xmlns:a="http://schemas.openxmlformats.org/drawingml/2006/main" xmlns:pic="http://schemas.openxmlformats.org/drawingml/2006/picture">
+            <wp:extent cx="1463040" cy="764667"/>
+            <wp:docPr id="5" name="Picture 5"/>
+            <wp:cNvGraphicFramePr>
+              <a:graphicFrameLocks noChangeAspect="1"/>
+            </wp:cNvGraphicFramePr>
+            <a:graphic>
+              <a:graphicData uri="http://schemas.openxmlformats.org/drawingml/2006/picture">
+                <pic:pic>
+                  <pic:nvPicPr>
+                    <pic:cNvPr id="0" name="dungeon_05_divination.jpg"/>
+                    <pic:cNvPicPr/>
+                  </pic:nvPicPr>
+                  <pic:blipFill>
+                    <a:blip r:embed="rId13"/>
+                    <a:stretch>
+                      <a:fillRect/>
+                    </a:stretch>
+                  </pic:blipFill>
+                  <pic:spPr>
+                    <a:xfrm>
+                      <a:off x="0" y="0"/>
+                      <a:ext cx="1463040" cy="764667"/>
+                    </a:xfrm>
+                    <a:prstGeom prst="rect"/>
+                  </pic:spPr>
+                </pic:pic>
+              </a:graphicData>
+            </a:graphic>
+          </wp:inline>
+        </w:drawing>
+      </w:r>
+      <w:r>
+        <w:t xml:space="preserve">  </w:t>
+      </w:r>
+      <w:r>
+        <w:drawing>
+          <wp:inline xmlns:a="http://schemas.openxmlformats.org/drawingml/2006/main" xmlns:pic="http://schemas.openxmlformats.org/drawingml/2006/picture">
+            <wp:extent cx="1463040" cy="757809"/>
+            <wp:docPr id="6" name="Picture 6"/>
+            <wp:cNvGraphicFramePr>
+              <a:graphicFrameLocks noChangeAspect="1"/>
+            </wp:cNvGraphicFramePr>
+            <a:graphic>
+              <a:graphicData uri="http://schemas.openxmlformats.org/drawingml/2006/picture">
+                <pic:pic>
+                  <pic:nvPicPr>
+                    <pic:cNvPr id="0" name="dungeon_06_office.jpg"/>
+                    <pic:cNvPicPr/>
+                  </pic:nvPicPr>
+                  <pic:blipFill>
+                    <a:blip r:embed="rId14"/>
+                    <a:stretch>
+                      <a:fillRect/>
+                    </a:stretch>
+                  </pic:blipFill>
+                  <pic:spPr>
+                    <a:xfrm>
+                      <a:off x="0" y="0"/>
+                      <a:ext cx="1463040" cy="757809"/>
+                    </a:xfrm>
+                    <a:prstGeom prst="rect"/>
+                  </pic:spPr>
+                </pic:pic>
+              </a:graphicData>
+            </a:graphic>
+          </wp:inline>
+        </w:drawing>
+      </w:r>
+      <w:r>
+        <w:t xml:space="preserve">  </w:t>
+      </w:r>
+    </w:p>
+    <w:p>
+      <w:pPr>
+        <w:jc w:val="center"/>
+      </w:pPr>
+      <w:r>
+        <w:drawing>
+          <wp:inline xmlns:a="http://schemas.openxmlformats.org/drawingml/2006/main" xmlns:pic="http://schemas.openxmlformats.org/drawingml/2006/picture">
+            <wp:extent cx="1463040" cy="771737"/>
+            <wp:docPr id="7" name="Picture 7"/>
+            <wp:cNvGraphicFramePr>
+              <a:graphicFrameLocks noChangeAspect="1"/>
+            </wp:cNvGraphicFramePr>
+            <a:graphic>
+              <a:graphicData uri="http://schemas.openxmlformats.org/drawingml/2006/picture">
+                <pic:pic>
+                  <pic:nvPicPr>
+                    <pic:cNvPr id="0" name="demon_shop.jpg"/>
+                    <pic:cNvPicPr/>
+                  </pic:nvPicPr>
+                  <pic:blipFill>
+                    <a:blip r:embed="rId15"/>
+                    <a:stretch>
+                      <a:fillRect/>
+                    </a:stretch>
+                  </pic:blipFill>
+                  <pic:spPr>
+                    <a:xfrm>
+                      <a:off x="0" y="0"/>
+                      <a:ext cx="1463040" cy="771737"/>
+                    </a:xfrm>
+                    <a:prstGeom prst="rect"/>
+                  </pic:spPr>
+                </pic:pic>
+              </a:graphicData>
+            </a:graphic>
+          </wp:inline>
+        </w:drawing>
+      </w:r>
+      <w:r>
+        <w:t xml:space="preserve">  </w:t>
+      </w:r>
+    </w:p>
+    <w:p/>
+    <w:p>
+      <w:pPr>
         <w:pStyle w:val="Heading1"/>
       </w:pPr>
       <w:r>
